--- a/backend-exhibits/outscope Teams to Slack (1).docx
+++ b/backend-exhibits/outscope Teams to Slack (1).docx
@@ -6,9 +6,9 @@
       <w:pPr>
         <w:pStyle w:val="BodyText"/>
         <w:rPr>
-          <w:rFonts w:ascii="Arial"/>
+          <w:rFonts w:ascii="Arial" w:hAnsi="Arial" w:cs="Arial" w:eastAsia="Arial"/>
           <w:b/>
-          <w:sz w:val="20"/>
+          <w:sz w:val="21"/>
         </w:rPr>
       </w:pPr>
     </w:p>
@@ -17,9 +17,9 @@
         <w:pStyle w:val="BodyText"/>
         <w:spacing w:before="229"/>
         <w:rPr>
-          <w:rFonts w:ascii="Arial"/>
+          <w:rFonts w:ascii="Arial" w:hAnsi="Arial" w:cs="Arial" w:eastAsia="Arial"/>
           <w:b/>
-          <w:sz w:val="20"/>
+          <w:sz w:val="21"/>
         </w:rPr>
       </w:pPr>
     </w:p>
@@ -27,8 +27,8 @@
       <w:pPr>
         <w:ind w:left="30" w:right="-15"/>
         <w:rPr>
-          <w:rFonts w:ascii="Arial"/>
-          <w:sz w:val="20"/>
+          <w:rFonts w:ascii="Arial" w:hAnsi="Arial" w:cs="Arial" w:eastAsia="Arial"/>
+          <w:sz w:val="21"/>
         </w:rPr>
       </w:pPr>
     </w:p>
@@ -36,9 +36,9 @@
       <w:pPr>
         <w:pStyle w:val="BodyText"/>
         <w:rPr>
-          <w:rFonts w:ascii="Arial"/>
+          <w:rFonts w:ascii="Arial" w:hAnsi="Arial" w:cs="Arial" w:eastAsia="Arial"/>
           <w:b/>
-          <w:sz w:val="20"/>
+          <w:sz w:val="21"/>
         </w:rPr>
       </w:pPr>
     </w:p>
@@ -80,8 +80,8 @@
               <w:spacing w:before="0"/>
               <w:ind w:left="0"/>
               <w:rPr>
-                <w:rFonts w:ascii="Times New Roman"/>
-                <w:sz w:val="20"/>
+                <w:rFonts w:ascii="Arial" w:hAnsi="Arial" w:cs="Arial" w:eastAsia="Arial"/>
+                <w:sz w:val="21"/>
               </w:rPr>
             </w:pPr>
           </w:p>
@@ -97,14 +97,14 @@
               <w:spacing w:before="58"/>
               <w:ind w:left="63"/>
               <w:rPr>
-                <w:rFonts w:ascii="Arial"/>
+                <w:rFonts w:ascii="Arial" w:hAnsi="Arial" w:cs="Arial" w:eastAsia="Arial"/>
                 <w:b/>
                 <w:sz w:val="21"/>
               </w:rPr>
             </w:pPr>
             <w:r>
               <w:rPr>
-                <w:rFonts w:ascii="Arial"/>
+                <w:rFonts w:ascii="Arial" w:hAnsi="Arial" w:cs="Arial" w:eastAsia="Arial"/>
                 <w:b/>
                 <w:sz w:val="21"/>
               </w:rPr>
@@ -112,7 +112,7 @@
             </w:r>
             <w:r>
               <w:rPr>
-                <w:rFonts w:ascii="Arial"/>
+                <w:rFonts w:ascii="Arial" w:hAnsi="Arial" w:cs="Arial" w:eastAsia="Arial"/>
                 <w:b/>
                 <w:spacing w:val="-3"/>
                 <w:sz w:val="21"/>
@@ -121,7 +121,7 @@
             </w:r>
             <w:r>
               <w:rPr>
-                <w:rFonts w:ascii="Arial"/>
+                <w:rFonts w:ascii="Arial" w:hAnsi="Arial" w:cs="Arial" w:eastAsia="Arial"/>
                 <w:b/>
                 <w:sz w:val="21"/>
               </w:rPr>
@@ -129,7 +129,7 @@
             </w:r>
             <w:r>
               <w:rPr>
-                <w:rFonts w:ascii="Arial"/>
+                <w:rFonts w:ascii="Arial" w:hAnsi="Arial" w:cs="Arial" w:eastAsia="Arial"/>
                 <w:b/>
                 <w:spacing w:val="-3"/>
                 <w:sz w:val="21"/>
@@ -138,7 +138,7 @@
             </w:r>
             <w:r>
               <w:rPr>
-                <w:rFonts w:ascii="Arial"/>
+                <w:rFonts w:ascii="Arial" w:hAnsi="Arial" w:cs="Arial" w:eastAsia="Arial"/>
                 <w:b/>
                 <w:sz w:val="21"/>
               </w:rPr>
@@ -146,7 +146,7 @@
             </w:r>
             <w:r>
               <w:rPr>
-                <w:rFonts w:ascii="Arial"/>
+                <w:rFonts w:ascii="Arial" w:hAnsi="Arial" w:cs="Arial" w:eastAsia="Arial"/>
                 <w:b/>
                 <w:spacing w:val="-3"/>
                 <w:sz w:val="21"/>
@@ -155,7 +155,7 @@
             </w:r>
             <w:r>
               <w:rPr>
-                <w:rFonts w:ascii="Arial"/>
+                <w:rFonts w:ascii="Arial" w:hAnsi="Arial" w:cs="Arial" w:eastAsia="Arial"/>
                 <w:b/>
                 <w:sz w:val="21"/>
               </w:rPr>
@@ -163,7 +163,7 @@
             </w:r>
             <w:r>
               <w:rPr>
-                <w:rFonts w:ascii="Arial"/>
+                <w:rFonts w:ascii="Arial" w:hAnsi="Arial" w:cs="Arial" w:eastAsia="Arial"/>
                 <w:b/>
                 <w:spacing w:val="-2"/>
                 <w:sz w:val="21"/>
@@ -186,14 +186,14 @@
               <w:pStyle w:val="TableParagraph"/>
               <w:spacing w:before="58"/>
               <w:rPr>
-                <w:rFonts w:ascii="Arial"/>
+                <w:rFonts w:ascii="Arial" w:hAnsi="Arial" w:cs="Arial" w:eastAsia="Arial"/>
                 <w:b/>
                 <w:sz w:val="21"/>
               </w:rPr>
             </w:pPr>
             <w:r>
               <w:rPr>
-                <w:rFonts w:ascii="Arial"/>
+                <w:rFonts w:ascii="Arial" w:hAnsi="Arial" w:cs="Arial" w:eastAsia="Arial"/>
                 <w:b/>
                 <w:sz w:val="21"/>
               </w:rPr>
@@ -201,7 +201,7 @@
             </w:r>
             <w:r>
               <w:rPr>
-                <w:rFonts w:ascii="Arial"/>
+                <w:rFonts w:ascii="Arial" w:hAnsi="Arial" w:cs="Arial" w:eastAsia="Arial"/>
                 <w:b/>
                 <w:spacing w:val="-2"/>
                 <w:sz w:val="21"/>
@@ -381,14 +381,14 @@
               <w:pStyle w:val="TableParagraph"/>
               <w:spacing w:before="58"/>
               <w:rPr>
-                <w:rFonts w:ascii="Arial"/>
+                <w:rFonts w:ascii="Arial" w:hAnsi="Arial" w:cs="Arial" w:eastAsia="Arial"/>
                 <w:b/>
                 <w:sz w:val="21"/>
               </w:rPr>
             </w:pPr>
             <w:r>
               <w:rPr>
-                <w:rFonts w:ascii="Arial"/>
+                <w:rFonts w:ascii="Arial" w:hAnsi="Arial" w:cs="Arial" w:eastAsia="Arial"/>
                 <w:b/>
                 <w:sz w:val="21"/>
               </w:rPr>
@@ -396,7 +396,7 @@
             </w:r>
             <w:r>
               <w:rPr>
-                <w:rFonts w:ascii="Arial"/>
+                <w:rFonts w:ascii="Arial" w:hAnsi="Arial" w:cs="Arial" w:eastAsia="Arial"/>
                 <w:b/>
                 <w:spacing w:val="-2"/>
                 <w:sz w:val="21"/>
@@ -472,14 +472,14 @@
               <w:pStyle w:val="TableParagraph"/>
               <w:spacing w:before="58"/>
               <w:rPr>
-                <w:rFonts w:ascii="Arial"/>
+                <w:rFonts w:ascii="Arial" w:hAnsi="Arial" w:cs="Arial" w:eastAsia="Arial"/>
                 <w:b/>
                 <w:sz w:val="21"/>
               </w:rPr>
             </w:pPr>
             <w:r>
               <w:rPr>
-                <w:rFonts w:ascii="Arial"/>
+                <w:rFonts w:ascii="Arial" w:hAnsi="Arial" w:cs="Arial" w:eastAsia="Arial"/>
                 <w:b/>
                 <w:sz w:val="21"/>
               </w:rPr>
@@ -487,7 +487,7 @@
             </w:r>
             <w:r>
               <w:rPr>
-                <w:rFonts w:ascii="Arial"/>
+                <w:rFonts w:ascii="Arial" w:hAnsi="Arial" w:cs="Arial" w:eastAsia="Arial"/>
                 <w:b/>
                 <w:spacing w:val="-4"/>
                 <w:sz w:val="21"/>
@@ -687,14 +687,14 @@
               <w:pStyle w:val="TableParagraph"/>
               <w:spacing w:before="58"/>
               <w:rPr>
-                <w:rFonts w:ascii="Arial"/>
+                <w:rFonts w:ascii="Arial" w:hAnsi="Arial" w:cs="Arial" w:eastAsia="Arial"/>
                 <w:b/>
                 <w:sz w:val="21"/>
               </w:rPr>
             </w:pPr>
             <w:r>
               <w:rPr>
-                <w:rFonts w:ascii="Arial"/>
+                <w:rFonts w:ascii="Arial" w:hAnsi="Arial" w:cs="Arial" w:eastAsia="Arial"/>
                 <w:b/>
                 <w:sz w:val="21"/>
               </w:rPr>
@@ -702,7 +702,7 @@
             </w:r>
             <w:r>
               <w:rPr>
-                <w:rFonts w:ascii="Arial"/>
+                <w:rFonts w:ascii="Arial" w:hAnsi="Arial" w:cs="Arial" w:eastAsia="Arial"/>
                 <w:b/>
                 <w:spacing w:val="-4"/>
                 <w:sz w:val="21"/>
@@ -746,14 +746,14 @@
               <w:pStyle w:val="TableParagraph"/>
               <w:spacing w:before="43"/>
               <w:rPr>
-                <w:rFonts w:ascii="Arial"/>
+                <w:rFonts w:ascii="Arial" w:hAnsi="Arial" w:cs="Arial" w:eastAsia="Arial"/>
                 <w:b/>
                 <w:sz w:val="21"/>
               </w:rPr>
             </w:pPr>
             <w:r>
               <w:rPr>
-                <w:rFonts w:ascii="Arial"/>
+                <w:rFonts w:ascii="Arial" w:hAnsi="Arial" w:cs="Arial" w:eastAsia="Arial"/>
                 <w:b/>
                 <w:sz w:val="21"/>
               </w:rPr>
@@ -761,7 +761,7 @@
             </w:r>
             <w:r>
               <w:rPr>
-                <w:rFonts w:ascii="Arial"/>
+                <w:rFonts w:ascii="Arial" w:hAnsi="Arial" w:cs="Arial" w:eastAsia="Arial"/>
                 <w:b/>
                 <w:spacing w:val="-2"/>
                 <w:sz w:val="21"/>
@@ -863,9 +863,9 @@
         <w:pStyle w:val="BodyText"/>
         <w:spacing w:before="35"/>
         <w:rPr>
-          <w:rFonts w:ascii="Arial"/>
+          <w:rFonts w:ascii="Arial" w:hAnsi="Arial" w:cs="Arial" w:eastAsia="Arial"/>
           <w:b/>
-          <w:sz w:val="20"/>
+          <w:sz w:val="21"/>
         </w:rPr>
       </w:pPr>
     </w:p>
@@ -995,10 +995,10 @@
   <w:docDefaults>
     <w:rPrDefault>
       <w:rPr>
-        <w:rFonts w:asciiTheme="minorHAnsi" w:eastAsiaTheme="minorHAnsi" w:hAnsiTheme="minorHAnsi" w:cstheme="minorBidi"/>
+        <w:rFonts w:ascii="Arial" w:hAnsi="Arial" w:cs="Arial" w:eastAsia="Arial"/>
         <w:kern w:val="2"/>
-        <w:sz w:val="24"/>
-        <w:szCs w:val="24"/>
+        <w:sz w:val="21"/>
+        <w:szCs w:val="21"/>
         <w:lang w:val="en-IN" w:eastAsia="en-US" w:bidi="ar-SA"/>
         <w14:ligatures w14:val="standardContextual"/>
       </w:rPr>
@@ -1406,10 +1406,10 @@
       <w:outlineLvl w:val="0"/>
     </w:pPr>
     <w:rPr>
-      <w:rFonts w:asciiTheme="majorHAnsi" w:eastAsiaTheme="majorEastAsia" w:hAnsiTheme="majorHAnsi" w:cstheme="majorBidi"/>
+      <w:rFonts w:ascii="Arial" w:hAnsi="Arial" w:cs="Arial" w:eastAsia="Arial"/>
       <w:color w:val="0F4761" w:themeColor="accent1" w:themeShade="BF"/>
-      <w:sz w:val="40"/>
-      <w:szCs w:val="40"/>
+      <w:sz w:val="21"/>
+      <w:szCs w:val="21"/>
     </w:rPr>
   </w:style>
   <w:style w:type="paragraph" w:styleId="Heading2">
@@ -1428,10 +1428,10 @@
       <w:outlineLvl w:val="1"/>
     </w:pPr>
     <w:rPr>
-      <w:rFonts w:asciiTheme="majorHAnsi" w:eastAsiaTheme="majorEastAsia" w:hAnsiTheme="majorHAnsi" w:cstheme="majorBidi"/>
+      <w:rFonts w:ascii="Arial" w:hAnsi="Arial" w:cs="Arial" w:eastAsia="Arial"/>
       <w:color w:val="0F4761" w:themeColor="accent1" w:themeShade="BF"/>
-      <w:sz w:val="32"/>
-      <w:szCs w:val="32"/>
+      <w:sz w:val="21"/>
+      <w:szCs w:val="21"/>
     </w:rPr>
   </w:style>
   <w:style w:type="paragraph" w:styleId="Heading3">
@@ -1451,10 +1451,10 @@
       <w:outlineLvl w:val="2"/>
     </w:pPr>
     <w:rPr>
-      <w:rFonts w:eastAsiaTheme="majorEastAsia" w:cstheme="majorBidi"/>
+      <w:rFonts w:ascii="Arial" w:hAnsi="Arial" w:cs="Arial" w:eastAsia="Arial"/>
       <w:color w:val="0F4761" w:themeColor="accent1" w:themeShade="BF"/>
-      <w:sz w:val="28"/>
-      <w:szCs w:val="28"/>
+      <w:sz w:val="21"/>
+      <w:szCs w:val="21"/>
     </w:rPr>
   </w:style>
   <w:style w:type="paragraph" w:styleId="Heading4">
@@ -1474,7 +1474,7 @@
       <w:outlineLvl w:val="3"/>
     </w:pPr>
     <w:rPr>
-      <w:rFonts w:eastAsiaTheme="majorEastAsia" w:cstheme="majorBidi"/>
+      <w:rFonts w:ascii="Arial" w:hAnsi="Arial" w:cs="Arial" w:eastAsia="Arial"/>
       <w:i/>
       <w:iCs/>
       <w:color w:val="0F4761" w:themeColor="accent1" w:themeShade="BF"/>
@@ -1497,7 +1497,7 @@
       <w:outlineLvl w:val="4"/>
     </w:pPr>
     <w:rPr>
-      <w:rFonts w:eastAsiaTheme="majorEastAsia" w:cstheme="majorBidi"/>
+      <w:rFonts w:ascii="Arial" w:hAnsi="Arial" w:cs="Arial" w:eastAsia="Arial"/>
       <w:color w:val="0F4761" w:themeColor="accent1" w:themeShade="BF"/>
     </w:rPr>
   </w:style>
@@ -1518,7 +1518,7 @@
       <w:outlineLvl w:val="5"/>
     </w:pPr>
     <w:rPr>
-      <w:rFonts w:eastAsiaTheme="majorEastAsia" w:cstheme="majorBidi"/>
+      <w:rFonts w:ascii="Arial" w:hAnsi="Arial" w:cs="Arial" w:eastAsia="Arial"/>
       <w:i/>
       <w:iCs/>
       <w:color w:val="595959" w:themeColor="text1" w:themeTint="A6"/>
@@ -1541,7 +1541,7 @@
       <w:outlineLvl w:val="6"/>
     </w:pPr>
     <w:rPr>
-      <w:rFonts w:eastAsiaTheme="majorEastAsia" w:cstheme="majorBidi"/>
+      <w:rFonts w:ascii="Arial" w:hAnsi="Arial" w:cs="Arial" w:eastAsia="Arial"/>
       <w:color w:val="595959" w:themeColor="text1" w:themeTint="A6"/>
     </w:rPr>
   </w:style>
@@ -1562,7 +1562,7 @@
       <w:outlineLvl w:val="7"/>
     </w:pPr>
     <w:rPr>
-      <w:rFonts w:eastAsiaTheme="majorEastAsia" w:cstheme="majorBidi"/>
+      <w:rFonts w:ascii="Arial" w:hAnsi="Arial" w:cs="Arial" w:eastAsia="Arial"/>
       <w:i/>
       <w:iCs/>
       <w:color w:val="272727" w:themeColor="text1" w:themeTint="D8"/>
@@ -1585,7 +1585,7 @@
       <w:outlineLvl w:val="8"/>
     </w:pPr>
     <w:rPr>
-      <w:rFonts w:eastAsiaTheme="majorEastAsia" w:cstheme="majorBidi"/>
+      <w:rFonts w:ascii="Arial" w:hAnsi="Arial" w:cs="Arial" w:eastAsia="Arial"/>
       <w:color w:val="272727" w:themeColor="text1" w:themeTint="D8"/>
     </w:rPr>
   </w:style>
@@ -1623,10 +1623,10 @@
     <w:uiPriority w:val="9"/>
     <w:rsid w:val="005C60AD"/>
     <w:rPr>
-      <w:rFonts w:asciiTheme="majorHAnsi" w:eastAsiaTheme="majorEastAsia" w:hAnsiTheme="majorHAnsi" w:cstheme="majorBidi"/>
+      <w:rFonts w:ascii="Arial" w:hAnsi="Arial" w:cs="Arial" w:eastAsia="Arial"/>
       <w:color w:val="0F4761" w:themeColor="accent1" w:themeShade="BF"/>
-      <w:sz w:val="40"/>
-      <w:szCs w:val="40"/>
+      <w:sz w:val="21"/>
+      <w:szCs w:val="21"/>
     </w:rPr>
   </w:style>
   <w:style w:type="character" w:customStyle="1" w:styleId="Heading2Char">
@@ -1636,10 +1636,10 @@
     <w:uiPriority w:val="9"/>
     <w:rsid w:val="005C60AD"/>
     <w:rPr>
-      <w:rFonts w:asciiTheme="majorHAnsi" w:eastAsiaTheme="majorEastAsia" w:hAnsiTheme="majorHAnsi" w:cstheme="majorBidi"/>
+      <w:rFonts w:ascii="Arial" w:hAnsi="Arial" w:cs="Arial" w:eastAsia="Arial"/>
       <w:color w:val="0F4761" w:themeColor="accent1" w:themeShade="BF"/>
-      <w:sz w:val="32"/>
-      <w:szCs w:val="32"/>
+      <w:sz w:val="21"/>
+      <w:szCs w:val="21"/>
     </w:rPr>
   </w:style>
   <w:style w:type="character" w:customStyle="1" w:styleId="Heading3Char">
@@ -1650,10 +1650,10 @@
     <w:semiHidden/>
     <w:rsid w:val="005C60AD"/>
     <w:rPr>
-      <w:rFonts w:eastAsiaTheme="majorEastAsia" w:cstheme="majorBidi"/>
+      <w:rFonts w:ascii="Arial" w:hAnsi="Arial" w:cs="Arial" w:eastAsia="Arial"/>
       <w:color w:val="0F4761" w:themeColor="accent1" w:themeShade="BF"/>
-      <w:sz w:val="28"/>
-      <w:szCs w:val="28"/>
+      <w:sz w:val="21"/>
+      <w:szCs w:val="21"/>
     </w:rPr>
   </w:style>
   <w:style w:type="character" w:customStyle="1" w:styleId="Heading4Char">
@@ -1664,7 +1664,7 @@
     <w:semiHidden/>
     <w:rsid w:val="005C60AD"/>
     <w:rPr>
-      <w:rFonts w:eastAsiaTheme="majorEastAsia" w:cstheme="majorBidi"/>
+      <w:rFonts w:ascii="Arial" w:hAnsi="Arial" w:cs="Arial" w:eastAsia="Arial"/>
       <w:i/>
       <w:iCs/>
       <w:color w:val="0F4761" w:themeColor="accent1" w:themeShade="BF"/>
@@ -1678,7 +1678,7 @@
     <w:semiHidden/>
     <w:rsid w:val="005C60AD"/>
     <w:rPr>
-      <w:rFonts w:eastAsiaTheme="majorEastAsia" w:cstheme="majorBidi"/>
+      <w:rFonts w:ascii="Arial" w:hAnsi="Arial" w:cs="Arial" w:eastAsia="Arial"/>
       <w:color w:val="0F4761" w:themeColor="accent1" w:themeShade="BF"/>
     </w:rPr>
   </w:style>
@@ -1690,7 +1690,7 @@
     <w:semiHidden/>
     <w:rsid w:val="005C60AD"/>
     <w:rPr>
-      <w:rFonts w:eastAsiaTheme="majorEastAsia" w:cstheme="majorBidi"/>
+      <w:rFonts w:ascii="Arial" w:hAnsi="Arial" w:cs="Arial" w:eastAsia="Arial"/>
       <w:i/>
       <w:iCs/>
       <w:color w:val="595959" w:themeColor="text1" w:themeTint="A6"/>
@@ -1704,7 +1704,7 @@
     <w:semiHidden/>
     <w:rsid w:val="005C60AD"/>
     <w:rPr>
-      <w:rFonts w:eastAsiaTheme="majorEastAsia" w:cstheme="majorBidi"/>
+      <w:rFonts w:ascii="Arial" w:hAnsi="Arial" w:cs="Arial" w:eastAsia="Arial"/>
       <w:color w:val="595959" w:themeColor="text1" w:themeTint="A6"/>
     </w:rPr>
   </w:style>
@@ -1716,7 +1716,7 @@
     <w:semiHidden/>
     <w:rsid w:val="005C60AD"/>
     <w:rPr>
-      <w:rFonts w:eastAsiaTheme="majorEastAsia" w:cstheme="majorBidi"/>
+      <w:rFonts w:ascii="Arial" w:hAnsi="Arial" w:cs="Arial" w:eastAsia="Arial"/>
       <w:i/>
       <w:iCs/>
       <w:color w:val="272727" w:themeColor="text1" w:themeTint="D8"/>
@@ -1730,7 +1730,7 @@
     <w:semiHidden/>
     <w:rsid w:val="005C60AD"/>
     <w:rPr>
-      <w:rFonts w:eastAsiaTheme="majorEastAsia" w:cstheme="majorBidi"/>
+      <w:rFonts w:ascii="Arial" w:hAnsi="Arial" w:cs="Arial" w:eastAsia="Arial"/>
       <w:color w:val="272727" w:themeColor="text1" w:themeTint="D8"/>
     </w:rPr>
   </w:style>
@@ -1747,11 +1747,11 @@
       <w:contextualSpacing/>
     </w:pPr>
     <w:rPr>
-      <w:rFonts w:asciiTheme="majorHAnsi" w:eastAsiaTheme="majorEastAsia" w:hAnsiTheme="majorHAnsi" w:cstheme="majorBidi"/>
+      <w:rFonts w:ascii="Arial" w:hAnsi="Arial" w:cs="Arial" w:eastAsia="Arial"/>
       <w:spacing w:val="-10"/>
       <w:kern w:val="28"/>
-      <w:sz w:val="56"/>
-      <w:szCs w:val="56"/>
+      <w:sz w:val="21"/>
+      <w:szCs w:val="21"/>
     </w:rPr>
   </w:style>
   <w:style w:type="character" w:customStyle="1" w:styleId="TitleChar">
@@ -1761,11 +1761,11 @@
     <w:uiPriority w:val="10"/>
     <w:rsid w:val="005C60AD"/>
     <w:rPr>
-      <w:rFonts w:asciiTheme="majorHAnsi" w:eastAsiaTheme="majorEastAsia" w:hAnsiTheme="majorHAnsi" w:cstheme="majorBidi"/>
+      <w:rFonts w:ascii="Arial" w:hAnsi="Arial" w:cs="Arial" w:eastAsia="Arial"/>
       <w:spacing w:val="-10"/>
       <w:kern w:val="28"/>
-      <w:sz w:val="56"/>
-      <w:szCs w:val="56"/>
+      <w:sz w:val="21"/>
+      <w:szCs w:val="21"/>
     </w:rPr>
   </w:style>
   <w:style w:type="paragraph" w:styleId="Subtitle">
@@ -1782,11 +1782,11 @@
       </w:numPr>
     </w:pPr>
     <w:rPr>
-      <w:rFonts w:eastAsiaTheme="majorEastAsia" w:cstheme="majorBidi"/>
+      <w:rFonts w:ascii="Arial" w:hAnsi="Arial" w:cs="Arial" w:eastAsia="Arial"/>
       <w:color w:val="595959" w:themeColor="text1" w:themeTint="A6"/>
       <w:spacing w:val="15"/>
-      <w:sz w:val="28"/>
-      <w:szCs w:val="28"/>
+      <w:sz w:val="21"/>
+      <w:szCs w:val="21"/>
     </w:rPr>
   </w:style>
   <w:style w:type="character" w:customStyle="1" w:styleId="SubtitleChar">
@@ -1796,11 +1796,11 @@
     <w:uiPriority w:val="11"/>
     <w:rsid w:val="005C60AD"/>
     <w:rPr>
-      <w:rFonts w:eastAsiaTheme="majorEastAsia" w:cstheme="majorBidi"/>
+      <w:rFonts w:ascii="Arial" w:hAnsi="Arial" w:cs="Arial" w:eastAsia="Arial"/>
       <w:color w:val="595959" w:themeColor="text1" w:themeTint="A6"/>
       <w:spacing w:val="15"/>
-      <w:sz w:val="28"/>
-      <w:szCs w:val="28"/>
+      <w:sz w:val="21"/>
+      <w:szCs w:val="21"/>
     </w:rPr>
   </w:style>
   <w:style w:type="paragraph" w:styleId="Quote">
@@ -1938,7 +1938,7 @@
       <w:spacing w:after="0" w:line="240" w:lineRule="auto"/>
     </w:pPr>
     <w:rPr>
-      <w:rFonts w:ascii="Arial MT" w:eastAsia="Arial MT" w:hAnsi="Arial MT" w:cs="Arial MT"/>
+      <w:rFonts w:ascii="Arial" w:hAnsi="Arial" w:cs="Arial" w:eastAsia="Arial"/>
       <w:kern w:val="0"/>
       <w:lang w:val="en-US"/>
       <w14:ligatures w14:val="none"/>
@@ -1951,7 +1951,7 @@
     <w:uiPriority w:val="1"/>
     <w:rsid w:val="00D453DF"/>
     <w:rPr>
-      <w:rFonts w:ascii="Arial MT" w:eastAsia="Arial MT" w:hAnsi="Arial MT" w:cs="Arial MT"/>
+      <w:rFonts w:ascii="Arial" w:hAnsi="Arial" w:cs="Arial" w:eastAsia="Arial"/>
       <w:kern w:val="0"/>
       <w:lang w:val="en-US"/>
       <w14:ligatures w14:val="none"/>
@@ -1971,10 +1971,10 @@
       <w:ind w:left="67"/>
     </w:pPr>
     <w:rPr>
-      <w:rFonts w:ascii="Arial MT" w:eastAsia="Arial MT" w:hAnsi="Arial MT" w:cs="Arial MT"/>
+      <w:rFonts w:ascii="Arial" w:hAnsi="Arial" w:cs="Arial" w:eastAsia="Arial"/>
       <w:kern w:val="0"/>
-      <w:sz w:val="22"/>
-      <w:szCs w:val="22"/>
+      <w:sz w:val="21"/>
+      <w:szCs w:val="21"/>
       <w:lang w:val="en-US"/>
       <w14:ligatures w14:val="none"/>
     </w:rPr>
